--- a/13.misc concepts/SSL- TLS - MTLS & others basic security terms.docx
+++ b/13.misc concepts/SSL- TLS - MTLS & others basic security terms.docx
@@ -386,26 +386,306 @@
     <w:p>
       <w:pPr>
         <w:rPr>
-          <w:sz w:val="36"/>
-          <w:lang w:val="en-US"/>
-        </w:rPr>
-      </w:pPr>
-      <w:r>
-        <w:rPr>
-          <w:sz w:val="36"/>
-          <w:lang w:val="en-US"/>
-        </w:rPr>
-        <w:t>Entity –</w:t>
-      </w:r>
-      <w:r>
-        <w:rPr>
           <w:rFonts w:eastAsia="Times New Roman" w:cs="Times New Roman"/>
           <w:color w:val="242424"/>
           <w:spacing w:val="-1"/>
           <w:szCs w:val="30"/>
           <w:lang w:eastAsia="en-IN"/>
         </w:rPr>
+      </w:pPr>
+      <w:r>
+        <w:rPr>
+          <w:sz w:val="36"/>
+          <w:lang w:val="en-US"/>
+        </w:rPr>
+        <w:t>Entity –</w:t>
+      </w:r>
+      <w:r>
+        <w:rPr>
+          <w:rFonts w:eastAsia="Times New Roman" w:cs="Times New Roman"/>
+          <w:color w:val="242424"/>
+          <w:spacing w:val="-1"/>
+          <w:szCs w:val="30"/>
+          <w:lang w:eastAsia="en-IN"/>
+        </w:rPr>
         <w:t xml:space="preserve"> here entity means server or client who wants the certificate</w:t>
+      </w:r>
+    </w:p>
+    <w:p>
+      <w:pPr>
+        <w:rPr>
+          <w:rFonts w:eastAsia="Times New Roman" w:cs="Times New Roman"/>
+          <w:color w:val="242424"/>
+          <w:spacing w:val="-1"/>
+          <w:szCs w:val="30"/>
+          <w:lang w:eastAsia="en-IN"/>
+        </w:rPr>
+      </w:pPr>
+      <w:r>
+        <w:rPr>
+          <w:rStyle w:val="pink-gradieChar"/>
+        </w:rPr>
+        <w:t>Confidentiality</w:t>
+      </w:r>
+      <w:r>
+        <w:rPr>
+          <w:rFonts w:eastAsia="Times New Roman" w:cs="Times New Roman"/>
+          <w:color w:val="242424"/>
+          <w:spacing w:val="-1"/>
+          <w:szCs w:val="30"/>
+          <w:lang w:eastAsia="en-IN"/>
+        </w:rPr>
+        <w:t xml:space="preserve"> – it means even if hacker hack data in transit, he should not be able to understand, </w:t>
+      </w:r>
+      <w:r>
+        <w:rPr>
+          <w:rFonts w:eastAsia="Times New Roman" w:cs="Times New Roman"/>
+          <w:color w:val="242424"/>
+          <w:spacing w:val="-1"/>
+          <w:szCs w:val="30"/>
+          <w:lang w:eastAsia="en-IN"/>
+        </w:rPr>
+        <w:t>we can achieve by</w:t>
+      </w:r>
+      <w:r>
+        <w:rPr>
+          <w:rFonts w:eastAsia="Times New Roman" w:cs="Times New Roman"/>
+          <w:color w:val="242424"/>
+          <w:spacing w:val="-1"/>
+          <w:szCs w:val="30"/>
+          <w:lang w:eastAsia="en-IN"/>
+        </w:rPr>
+        <w:t xml:space="preserve"> send</w:t>
+      </w:r>
+      <w:r>
+        <w:rPr>
+          <w:rFonts w:eastAsia="Times New Roman" w:cs="Times New Roman"/>
+          <w:color w:val="242424"/>
+          <w:spacing w:val="-1"/>
+          <w:szCs w:val="30"/>
+          <w:lang w:eastAsia="en-IN"/>
+        </w:rPr>
+        <w:t>ing</w:t>
+      </w:r>
+      <w:r>
+        <w:rPr>
+          <w:rFonts w:eastAsia="Times New Roman" w:cs="Times New Roman"/>
+          <w:color w:val="242424"/>
+          <w:spacing w:val="-1"/>
+          <w:szCs w:val="30"/>
+          <w:lang w:eastAsia="en-IN"/>
+        </w:rPr>
+        <w:t xml:space="preserve"> the encrypted data </w:t>
+      </w:r>
+    </w:p>
+    <w:p>
+      <w:pPr>
+        <w:rPr>
+          <w:rFonts w:eastAsia="Times New Roman" w:cs="Times New Roman"/>
+          <w:color w:val="242424"/>
+          <w:spacing w:val="-1"/>
+          <w:szCs w:val="30"/>
+          <w:lang w:eastAsia="en-IN"/>
+        </w:rPr>
+      </w:pPr>
+      <w:r>
+        <w:rPr>
+          <w:rFonts w:eastAsia="Times New Roman" w:cs="Times New Roman"/>
+          <w:color w:val="242424"/>
+          <w:spacing w:val="-1"/>
+          <w:szCs w:val="30"/>
+          <w:lang w:eastAsia="en-IN"/>
+        </w:rPr>
+        <w:t>(encrypted data means data is encrypted with public key before sending )</w:t>
+      </w:r>
+      <w:r>
+        <w:rPr>
+          <w:rFonts w:eastAsia="Times New Roman" w:cs="Times New Roman"/>
+          <w:color w:val="242424"/>
+          <w:spacing w:val="-1"/>
+          <w:szCs w:val="30"/>
+          <w:lang w:eastAsia="en-IN"/>
+        </w:rPr>
+        <w:t xml:space="preserve"> , later </w:t>
+      </w:r>
+      <w:r>
+        <w:rPr>
+          <w:rFonts w:eastAsia="Times New Roman" w:cs="Times New Roman"/>
+          <w:color w:val="242424"/>
+          <w:spacing w:val="-1"/>
+          <w:szCs w:val="30"/>
+          <w:lang w:eastAsia="en-IN"/>
+        </w:rPr>
+        <w:t>receiver</w:t>
+      </w:r>
+      <w:r>
+        <w:rPr>
+          <w:rFonts w:eastAsia="Times New Roman" w:cs="Times New Roman"/>
+          <w:color w:val="242424"/>
+          <w:spacing w:val="-1"/>
+          <w:szCs w:val="30"/>
+          <w:lang w:eastAsia="en-IN"/>
+        </w:rPr>
+        <w:t xml:space="preserve"> will extract </w:t>
+      </w:r>
+      <w:r>
+        <w:rPr>
+          <w:rFonts w:eastAsia="Times New Roman" w:cs="Times New Roman"/>
+          <w:color w:val="242424"/>
+          <w:spacing w:val="-1"/>
+          <w:szCs w:val="30"/>
+          <w:lang w:eastAsia="en-IN"/>
+        </w:rPr>
+        <w:t xml:space="preserve">the data </w:t>
+      </w:r>
+      <w:r>
+        <w:rPr>
+          <w:rFonts w:eastAsia="Times New Roman" w:cs="Times New Roman"/>
+          <w:color w:val="242424"/>
+          <w:spacing w:val="-1"/>
+          <w:szCs w:val="30"/>
+          <w:lang w:eastAsia="en-IN"/>
+        </w:rPr>
+        <w:t>using private key</w:t>
+      </w:r>
+    </w:p>
+    <w:p>
+      <w:pPr>
+        <w:rPr>
+          <w:rFonts w:eastAsia="Times New Roman" w:cs="Times New Roman"/>
+          <w:color w:val="242424"/>
+          <w:spacing w:val="-1"/>
+          <w:szCs w:val="30"/>
+          <w:lang w:eastAsia="en-IN"/>
+        </w:rPr>
+      </w:pPr>
+      <w:r>
+        <w:rPr>
+          <w:rStyle w:val="pink-gradieChar"/>
+        </w:rPr>
+        <w:t>Integrity</w:t>
+      </w:r>
+      <w:r>
+        <w:rPr>
+          <w:rFonts w:eastAsia="Times New Roman" w:cs="Times New Roman"/>
+          <w:color w:val="242424"/>
+          <w:spacing w:val="-1"/>
+          <w:szCs w:val="30"/>
+          <w:lang w:eastAsia="en-IN"/>
+        </w:rPr>
+        <w:t xml:space="preserve"> – means</w:t>
+      </w:r>
+      <w:r>
+        <w:rPr>
+          <w:rFonts w:eastAsia="Times New Roman" w:cs="Times New Roman"/>
+          <w:color w:val="242424"/>
+          <w:spacing w:val="-1"/>
+          <w:szCs w:val="30"/>
+          <w:lang w:eastAsia="en-IN"/>
+        </w:rPr>
+        <w:t xml:space="preserve"> reliability of data</w:t>
+      </w:r>
+      <w:r>
+        <w:rPr>
+          <w:rFonts w:eastAsia="Times New Roman" w:cs="Times New Roman"/>
+          <w:color w:val="242424"/>
+          <w:spacing w:val="-1"/>
+          <w:szCs w:val="30"/>
+          <w:lang w:eastAsia="en-IN"/>
+        </w:rPr>
+        <w:t xml:space="preserve"> – we should ensure data In transit is not tampered</w:t>
+      </w:r>
+      <w:r>
+        <w:rPr>
+          <w:rFonts w:eastAsia="Times New Roman" w:cs="Times New Roman"/>
+          <w:color w:val="242424"/>
+          <w:spacing w:val="-1"/>
+          <w:szCs w:val="30"/>
+          <w:lang w:eastAsia="en-IN"/>
+        </w:rPr>
+        <w:t xml:space="preserve">, if hacker modifies the data in transit, then consumer should be able to identify </w:t>
+      </w:r>
+    </w:p>
+    <w:p>
+      <w:pPr>
+        <w:rPr>
+          <w:rFonts w:eastAsia="Times New Roman" w:cs="Times New Roman"/>
+          <w:color w:val="242424"/>
+          <w:spacing w:val="-1"/>
+          <w:szCs w:val="30"/>
+          <w:lang w:eastAsia="en-IN"/>
+        </w:rPr>
+      </w:pPr>
+      <w:r>
+        <w:rPr>
+          <w:rFonts w:eastAsia="Times New Roman" w:cs="Times New Roman"/>
+          <w:color w:val="242424"/>
+          <w:spacing w:val="-1"/>
+          <w:szCs w:val="30"/>
+          <w:lang w:eastAsia="en-IN"/>
+        </w:rPr>
+        <w:t xml:space="preserve">Solution is – while sending data , we should sign the data and send, if we sign then hacker cant replace and sign , because </w:t>
+      </w:r>
+    </w:p>
+    <w:p>
+      <w:pPr>
+        <w:rPr>
+          <w:rFonts w:eastAsia="Times New Roman" w:cs="Times New Roman"/>
+          <w:color w:val="242424"/>
+          <w:spacing w:val="-1"/>
+          <w:szCs w:val="30"/>
+          <w:lang w:eastAsia="en-IN"/>
+        </w:rPr>
+      </w:pPr>
+      <w:r>
+        <w:rPr>
+          <w:rFonts w:eastAsia="Times New Roman" w:cs="Times New Roman"/>
+          <w:color w:val="242424"/>
+          <w:spacing w:val="-1"/>
+          <w:szCs w:val="30"/>
+          <w:lang w:eastAsia="en-IN"/>
+        </w:rPr>
+        <w:t>We can only sign with our private key , private key will be present in ce</w:t>
+      </w:r>
+      <w:bookmarkStart w:id="0" w:name="_GoBack"/>
+      <w:bookmarkEnd w:id="0"/>
+      <w:r>
+        <w:rPr>
+          <w:rFonts w:eastAsia="Times New Roman" w:cs="Times New Roman"/>
+          <w:color w:val="242424"/>
+          <w:spacing w:val="-1"/>
+          <w:szCs w:val="30"/>
+          <w:lang w:eastAsia="en-IN"/>
+        </w:rPr>
+        <w:t>rt, since we have cert and we will have private key, we can sign</w:t>
+      </w:r>
+    </w:p>
+    <w:p>
+      <w:pPr>
+        <w:rPr>
+          <w:sz w:val="36"/>
+          <w:lang w:val="en-US"/>
+        </w:rPr>
+      </w:pPr>
+      <w:r>
+        <w:rPr>
+          <w:rFonts w:eastAsia="Times New Roman" w:cs="Times New Roman"/>
+          <w:color w:val="242424"/>
+          <w:spacing w:val="-1"/>
+          <w:szCs w:val="30"/>
+          <w:lang w:eastAsia="en-IN"/>
+        </w:rPr>
+        <w:t xml:space="preserve">Since hacker doesn’t have cert, he wont have the private key, finally he cant sign </w:t>
+      </w:r>
+      <w:r>
+        <w:rPr>
+          <w:rFonts w:eastAsia="Times New Roman" w:cs="Times New Roman"/>
+          <w:color w:val="242424"/>
+          <w:spacing w:val="-1"/>
+          <w:szCs w:val="30"/>
+          <w:lang w:eastAsia="en-IN"/>
+        </w:rPr>
+        <w:t>, so even if hacker modifies since he cant sign, we can identify the signature</w:t>
       </w:r>
     </w:p>
     <w:p>
@@ -619,6 +899,7 @@
           <w:rFonts w:eastAsia="Times New Roman"/>
           <w:lang w:eastAsia="en-IN" w:bidi="te-IN"/>
         </w:rPr>
+        <w:lastRenderedPageBreak/>
         <w:t>Verifying the data is not tampered</w:t>
       </w:r>
     </w:p>
@@ -825,7 +1106,6 @@
         <w:pStyle w:val="h3-g"/>
       </w:pPr>
       <w:r>
-        <w:lastRenderedPageBreak/>
         <w:t>Cryptography</w:t>
       </w:r>
     </w:p>
@@ -1283,6 +1563,7 @@
             </w14:gradFill>
           </w14:textFill>
         </w:rPr>
+        <w:lastRenderedPageBreak/>
         <w:t>Token device – hard MFA token  or smart android apps</w:t>
       </w:r>
     </w:p>
@@ -1356,7 +1637,6 @@
         <w:pStyle w:val="h2-pink"/>
       </w:pPr>
       <w:r>
-        <w:lastRenderedPageBreak/>
         <w:t xml:space="preserve">Encoding Vs. encryption vs. hashing </w:t>
       </w:r>
     </w:p>
@@ -1691,6 +1971,7 @@
           <w:noProof/>
           <w:lang w:eastAsia="en-IN" w:bidi="te-IN"/>
         </w:rPr>
+        <w:lastRenderedPageBreak/>
         <w:drawing>
           <wp:inline distT="0" distB="0" distL="0" distR="0" wp14:anchorId="6F667490" wp14:editId="4892ABA0">
             <wp:extent cx="7448550" cy="4438650"/>
@@ -1789,6 +2070,7 @@
           <w:noProof/>
           <w:lang w:eastAsia="en-IN" w:bidi="te-IN"/>
         </w:rPr>
+        <w:lastRenderedPageBreak/>
         <w:drawing>
           <wp:inline distT="0" distB="0" distL="0" distR="0" wp14:anchorId="1DB24479" wp14:editId="5AF9A0CF">
             <wp:extent cx="7239000" cy="5562600"/>
@@ -1934,7 +2216,6 @@
         <w:rPr>
           <w:rStyle w:val="pink-gradieChar"/>
         </w:rPr>
-        <w:lastRenderedPageBreak/>
         <w:t>Asymmetric encryption:</w:t>
       </w:r>
       <w:r>
@@ -2026,6 +2307,7 @@
               <w:rPr>
                 <w:lang w:val="en-US"/>
               </w:rPr>
+              <w:lastRenderedPageBreak/>
               <w:t>-</w:t>
             </w:r>
             <w:r>
@@ -2388,7 +2670,6 @@
               <w:pStyle w:val="pink-gradie"/>
             </w:pPr>
             <w:r>
-              <w:lastRenderedPageBreak/>
               <w:t xml:space="preserve">algorithms are symmetric key </w:t>
             </w:r>
           </w:p>
@@ -2461,6 +2742,7 @@
           <w:sz w:val="44"/>
           <w:szCs w:val="44"/>
         </w:rPr>
+        <w:lastRenderedPageBreak/>
         <w:t>P</w:t>
       </w:r>
       <w:r>
@@ -2631,7 +2913,6 @@
           <w:sz w:val="30"/>
           <w:szCs w:val="30"/>
         </w:rPr>
-        <w:lastRenderedPageBreak/>
         <w:t>Certificate Request</w:t>
       </w:r>
     </w:p>
@@ -2724,6 +3005,7 @@
           <w:sz w:val="30"/>
           <w:szCs w:val="30"/>
         </w:rPr>
+        <w:lastRenderedPageBreak/>
         <w:t>2.2 Certificate Authority</w:t>
       </w:r>
       <w:r>
@@ -3210,7 +3492,6 @@
           <w:sz w:val="30"/>
           <w:szCs w:val="30"/>
         </w:rPr>
-        <w:lastRenderedPageBreak/>
         <w:t>.</w:t>
       </w:r>
     </w:p>
@@ -3276,6 +3557,7 @@
               <w:pStyle w:val="pink-gradie"/>
             </w:pPr>
             <w:r>
+              <w:lastRenderedPageBreak/>
               <w:t>Why cert- these cert are used to secure network traffic /encrypting the data transfer</w:t>
             </w:r>
           </w:p>
@@ -3883,7 +4165,6 @@
           <w:sz w:val="30"/>
           <w:szCs w:val="30"/>
         </w:rPr>
-        <w:lastRenderedPageBreak/>
         <w:t xml:space="preserve">SSL and TLS are security protocols that are used to secure the </w:t>
       </w:r>
       <w:r>
@@ -3998,6 +4279,7 @@
           <w:sz w:val="30"/>
           <w:szCs w:val="30"/>
         </w:rPr>
+        <w:lastRenderedPageBreak/>
         <w:t>SSL</w:t>
       </w:r>
       <w:r>
@@ -4645,7 +4927,6 @@
           <w:spacing w:val="-1"/>
           <w:szCs w:val="30"/>
         </w:rPr>
-        <w:lastRenderedPageBreak/>
         <w:t>Private Key is like a password which should </w:t>
       </w:r>
       <w:r>
@@ -4859,6 +5140,7 @@
           <w:spacing w:val="-1"/>
           <w:szCs w:val="30"/>
         </w:rPr>
+        <w:lastRenderedPageBreak/>
         <w:t>Like client will verify server certificate and server will verify client certificate</w:t>
       </w:r>
       <w:r>
@@ -5420,6 +5702,7 @@
         <w:pStyle w:val="h1-blue"/>
       </w:pPr>
       <w:r>
+        <w:lastRenderedPageBreak/>
         <w:t>jKS file</w:t>
       </w:r>
       <w:r>
@@ -6037,6 +6320,7 @@
                 <w:noProof/>
                 <w:lang w:val="en-IN" w:eastAsia="en-IN" w:bidi="te-IN"/>
               </w:rPr>
+              <w:lastRenderedPageBreak/>
               <w:drawing>
                 <wp:inline distT="0" distB="0" distL="0" distR="0" wp14:anchorId="46DF8199" wp14:editId="077B942A">
                   <wp:extent cx="4619625" cy="3790950"/>
@@ -6424,8 +6708,6 @@
       <w:r>
         <w:t>/Extrct</w:t>
       </w:r>
-      <w:bookmarkStart w:id="0" w:name="_GoBack"/>
-      <w:bookmarkEnd w:id="0"/>
       <w:r>
         <w:t xml:space="preserve"> public &amp;private key</w:t>
       </w:r>
@@ -6673,15 +6955,15 @@
               <w:pStyle w:val="pink-gradie"/>
             </w:pPr>
             <w:r>
+              <w:t xml:space="preserve">        PrivateKey privateKey = keyPair.getPrivate();</w:t>
+            </w:r>
+          </w:p>
+          <w:p>
+            <w:pPr>
+              <w:pStyle w:val="pink-gradie"/>
+            </w:pPr>
+            <w:r>
               <w:lastRenderedPageBreak/>
-              <w:t xml:space="preserve">        PrivateKey privateKey = keyPair.getPrivate();</w:t>
-            </w:r>
-          </w:p>
-          <w:p>
-            <w:pPr>
-              <w:pStyle w:val="pink-gradie"/>
-            </w:pPr>
-            <w:r>
               <w:t xml:space="preserve">        PublicKey publicKey = keyPair.getPublic();</w:t>
             </w:r>
           </w:p>
@@ -8147,7 +8429,6 @@
           <w:szCs w:val="24"/>
           <w:lang w:eastAsia="en-IN" w:bidi="te-IN"/>
         </w:rPr>
-        <w:lastRenderedPageBreak/>
         <w:t xml:space="preserve">Compute a </w:t>
       </w:r>
       <w:r>
@@ -8192,6 +8473,7 @@
           <w:szCs w:val="24"/>
           <w:lang w:eastAsia="en-IN" w:bidi="te-IN"/>
         </w:rPr>
+        <w:lastRenderedPageBreak/>
         <w:t xml:space="preserve">Encrypt the hash with the </w:t>
       </w:r>
       <w:r>
@@ -8995,15 +9277,15 @@
               <w:pStyle w:val="pink-gradie"/>
             </w:pPr>
             <w:r>
+              <w:t>public class DigitalSignatureExample {</w:t>
+            </w:r>
+          </w:p>
+          <w:p>
+            <w:pPr>
+              <w:pStyle w:val="pink-gradie"/>
+            </w:pPr>
+            <w:r>
               <w:lastRenderedPageBreak/>
-              <w:t>public class DigitalSignatureExample {</w:t>
-            </w:r>
-          </w:p>
-          <w:p>
-            <w:pPr>
-              <w:pStyle w:val="pink-gradie"/>
-            </w:pPr>
-            <w:r>
               <w:t xml:space="preserve">    public static void main(String[] args) throws Exception {</w:t>
             </w:r>
           </w:p>
@@ -9412,21 +9694,21 @@
               <w:rPr>
                 <w:rFonts w:hAnsi="Symbol"/>
               </w:rPr>
+              <w:t></w:t>
+            </w:r>
+            <w:r>
+              <w:t xml:space="preserve">  </w:t>
+            </w:r>
+          </w:p>
+          <w:p>
+            <w:pPr>
+              <w:pStyle w:val="NormalWeb"/>
+            </w:pPr>
+            <w:r>
+              <w:rPr>
+                <w:rFonts w:hAnsi="Symbol"/>
+              </w:rPr>
               <w:lastRenderedPageBreak/>
-              <w:t></w:t>
-            </w:r>
-            <w:r>
-              <w:t xml:space="preserve">  </w:t>
-            </w:r>
-          </w:p>
-          <w:p>
-            <w:pPr>
-              <w:pStyle w:val="NormalWeb"/>
-            </w:pPr>
-            <w:r>
-              <w:rPr>
-                <w:rFonts w:hAnsi="Symbol"/>
-              </w:rPr>
               <w:t></w:t>
             </w:r>
             <w:r>
@@ -10015,15 +10297,15 @@
               <w:pStyle w:val="pink-gradie"/>
             </w:pPr>
             <w:r>
+              <w:t>PrivateKey myKey = ... // Retrieve my private key</w:t>
+            </w:r>
+          </w:p>
+          <w:p>
+            <w:pPr>
+              <w:pStyle w:val="pink-gradie"/>
+            </w:pPr>
+            <w:r>
               <w:lastRenderedPageBreak/>
-              <w:t>PrivateKey myKey = ... // Retrieve my private key</w:t>
-            </w:r>
-          </w:p>
-          <w:p>
-            <w:pPr>
-              <w:pStyle w:val="pink-gradie"/>
-            </w:pPr>
-            <w:r>
               <w:t>byte[] data = ... // Get the data to be signed</w:t>
             </w:r>
           </w:p>
@@ -10077,6 +10359,7 @@
         <w:pStyle w:val="h2-yell"/>
       </w:pPr>
       <w:r>
+        <w:lastRenderedPageBreak/>
         <w:t xml:space="preserve">SHA-256 </w:t>
       </w:r>
     </w:p>

--- a/13.misc concepts/SSL- TLS - MTLS & others basic security terms.docx
+++ b/13.misc concepts/SSL- TLS - MTLS & others basic security terms.docx
@@ -645,19 +645,7 @@
           <w:szCs w:val="30"/>
           <w:lang w:eastAsia="en-IN"/>
         </w:rPr>
-        <w:t>We can only sign with our private key , private key will be present in ce</w:t>
-      </w:r>
-      <w:bookmarkStart w:id="0" w:name="_GoBack"/>
-      <w:bookmarkEnd w:id="0"/>
-      <w:r>
-        <w:rPr>
-          <w:rFonts w:eastAsia="Times New Roman" w:cs="Times New Roman"/>
-          <w:color w:val="242424"/>
-          <w:spacing w:val="-1"/>
-          <w:szCs w:val="30"/>
-          <w:lang w:eastAsia="en-IN"/>
-        </w:rPr>
-        <w:t>rt, since we have cert and we will have private key, we can sign</w:t>
+        <w:t>We can only sign with our private key , private key will be present in cert, since we have cert and we will have private key, we can sign</w:t>
       </w:r>
     </w:p>
     <w:p>
@@ -2057,6 +2045,59 @@
     <w:p>
       <w:r>
         <w:t>SHA-256 is nothing but secure hashing algorithm</w:t>
+      </w:r>
+    </w:p>
+    <w:p>
+      <w:r>
+        <w:rPr>
+          <w:rFonts w:ascii="Arial" w:hAnsi="Arial" w:cs="Arial"/>
+          <w:color w:val="0A0A0A"/>
+          <w:shd w:val="clear" w:color="auto" w:fill="FFFFFF"/>
+        </w:rPr>
+        <w:t>MD5 (Message-Digest Algorithm 5) is </w:t>
+      </w:r>
+      <w:r>
+        <w:t>a widely used, one-way cryptographic hash function developed by Ronald Rivest in 1991 that transforms input data of any length into a fixed-size 128-bit (16-byte) hash value, typically represented as a 32-character hexadecimal string</w:t>
+      </w:r>
+    </w:p>
+    <w:p>
+      <w:r>
+        <w:t>Digest- is the result of a hash function</w:t>
+      </w:r>
+      <w:r>
+        <w:t xml:space="preserve"> (</w:t>
+      </w:r>
+      <w:r>
+        <w:rPr>
+          <w:rFonts w:ascii="Arial" w:hAnsi="Arial" w:cs="Arial"/>
+          <w:color w:val="0A0A0A"/>
+          <w:shd w:val="clear" w:color="auto" w:fill="FFFFFF"/>
+        </w:rPr>
+        <w:t> </w:t>
+      </w:r>
+      <w:r>
+        <w:rPr>
+          <w:rFonts w:ascii="Arial" w:hAnsi="Arial" w:cs="Arial"/>
+          <w:color w:val="0A0A0A"/>
+          <w:shd w:val="clear" w:color="auto" w:fill="FFFFFF"/>
+        </w:rPr>
+        <w:t xml:space="preserve">digest </w:t>
+      </w:r>
+      <w:bookmarkStart w:id="0" w:name="_GoBack"/>
+      <w:bookmarkEnd w:id="0"/>
+      <w:r>
+        <w:rPr>
+          <w:rFonts w:ascii="Arial" w:hAnsi="Arial" w:cs="Arial"/>
+          <w:color w:val="0A0A0A"/>
+          <w:shd w:val="clear" w:color="auto" w:fill="FFFFFF"/>
+        </w:rPr>
+        <w:t>is </w:t>
+      </w:r>
+      <w:r>
+        <w:t>a fixed-size 128-bit (16-byte) hash value produced by applying the MD5 cryptographic algorithm </w:t>
+      </w:r>
+      <w:r>
+        <w:t>)</w:t>
       </w:r>
     </w:p>
     <w:p>
